--- a/Week_9/report.docx
+++ b/Week_9/report.docx
@@ -235,27 +235,14 @@
       <w:r>
         <w:t xml:space="preserve">Pic </w:t>
       </w:r>
-      <w:r>
-        <w:fldChar w:fldCharType="begin"/>
-      </w:r>
-      <w:r>
-        <w:instrText xml:space="preserve"> SEQ Pic \* ARABIC </w:instrText>
-      </w:r>
-      <w:r>
-        <w:fldChar w:fldCharType="separate"/>
-      </w:r>
-      <w:r>
-        <w:rPr>
-          <w:noProof/>
-        </w:rPr>
-        <w:t>1</w:t>
-      </w:r>
-      <w:r>
-        <w:rPr>
-          <w:noProof/>
-        </w:rPr>
-        <w:fldChar w:fldCharType="end"/>
-      </w:r>
+      <w:fldSimple w:instr=" SEQ Pic \* ARABIC ">
+        <w:r>
+          <w:rPr>
+            <w:noProof/>
+          </w:rPr>
+          <w:t>1</w:t>
+        </w:r>
+      </w:fldSimple>
       <w:r>
         <w:t>. Data dev.en.</w:t>
       </w:r>
@@ -330,27 +317,14 @@
       <w:r>
         <w:t xml:space="preserve">Pic </w:t>
       </w:r>
-      <w:r>
-        <w:fldChar w:fldCharType="begin"/>
-      </w:r>
-      <w:r>
-        <w:instrText xml:space="preserve"> SEQ Pic \* ARABIC </w:instrText>
-      </w:r>
-      <w:r>
-        <w:fldChar w:fldCharType="separate"/>
-      </w:r>
-      <w:r>
-        <w:rPr>
-          <w:noProof/>
-        </w:rPr>
-        <w:t>2</w:t>
-      </w:r>
-      <w:r>
-        <w:rPr>
-          <w:noProof/>
-        </w:rPr>
-        <w:fldChar w:fldCharType="end"/>
-      </w:r>
+      <w:fldSimple w:instr=" SEQ Pic \* ARABIC ">
+        <w:r>
+          <w:rPr>
+            <w:noProof/>
+          </w:rPr>
+          <w:t>2</w:t>
+        </w:r>
+      </w:fldSimple>
       <w:r>
         <w:t>. Data dev.vi.</w:t>
       </w:r>
@@ -426,27 +400,14 @@
       <w:r>
         <w:t xml:space="preserve">Pic </w:t>
       </w:r>
-      <w:r>
-        <w:fldChar w:fldCharType="begin"/>
-      </w:r>
-      <w:r>
-        <w:instrText xml:space="preserve"> SEQ Pic \* ARABIC </w:instrText>
-      </w:r>
-      <w:r>
-        <w:fldChar w:fldCharType="separate"/>
-      </w:r>
-      <w:r>
-        <w:rPr>
-          <w:noProof/>
-        </w:rPr>
-        <w:t>3</w:t>
-      </w:r>
-      <w:r>
-        <w:rPr>
-          <w:noProof/>
-        </w:rPr>
-        <w:fldChar w:fldCharType="end"/>
-      </w:r>
+      <w:fldSimple w:instr=" SEQ Pic \* ARABIC ">
+        <w:r>
+          <w:rPr>
+            <w:noProof/>
+          </w:rPr>
+          <w:t>3</w:t>
+        </w:r>
+      </w:fldSimple>
       <w:r>
         <w:t>. Data train.en.</w:t>
       </w:r>
@@ -521,27 +482,14 @@
       <w:r>
         <w:t xml:space="preserve">Pic </w:t>
       </w:r>
-      <w:r>
-        <w:fldChar w:fldCharType="begin"/>
-      </w:r>
-      <w:r>
-        <w:instrText xml:space="preserve"> SEQ Pic \* ARABIC </w:instrText>
-      </w:r>
-      <w:r>
-        <w:fldChar w:fldCharType="separate"/>
-      </w:r>
-      <w:r>
-        <w:rPr>
-          <w:noProof/>
-        </w:rPr>
-        <w:t>4</w:t>
-      </w:r>
-      <w:r>
-        <w:rPr>
-          <w:noProof/>
-        </w:rPr>
-        <w:fldChar w:fldCharType="end"/>
-      </w:r>
+      <w:fldSimple w:instr=" SEQ Pic \* ARABIC ">
+        <w:r>
+          <w:rPr>
+            <w:noProof/>
+          </w:rPr>
+          <w:t>4</w:t>
+        </w:r>
+      </w:fldSimple>
       <w:r>
         <w:t>. Data train.vi.</w:t>
       </w:r>
@@ -644,27 +592,14 @@
       <w:r>
         <w:t xml:space="preserve">Pic </w:t>
       </w:r>
-      <w:r>
-        <w:fldChar w:fldCharType="begin"/>
-      </w:r>
-      <w:r>
-        <w:instrText xml:space="preserve"> SEQ Pic \* ARABIC </w:instrText>
-      </w:r>
-      <w:r>
-        <w:fldChar w:fldCharType="separate"/>
-      </w:r>
-      <w:r>
-        <w:rPr>
-          <w:noProof/>
-        </w:rPr>
-        <w:t>5</w:t>
-      </w:r>
-      <w:r>
-        <w:rPr>
-          <w:noProof/>
-        </w:rPr>
-        <w:fldChar w:fldCharType="end"/>
-      </w:r>
+      <w:fldSimple w:instr=" SEQ Pic \* ARABIC ">
+        <w:r>
+          <w:rPr>
+            <w:noProof/>
+          </w:rPr>
+          <w:t>5</w:t>
+        </w:r>
+      </w:fldSimple>
       <w:r>
         <w:t>. Hình code cell 1.</w:t>
       </w:r>
@@ -757,27 +692,14 @@
       <w:r>
         <w:t xml:space="preserve">Pic </w:t>
       </w:r>
-      <w:r>
-        <w:fldChar w:fldCharType="begin"/>
-      </w:r>
-      <w:r>
-        <w:instrText xml:space="preserve"> SEQ Pic \* ARABIC </w:instrText>
-      </w:r>
-      <w:r>
-        <w:fldChar w:fldCharType="separate"/>
-      </w:r>
-      <w:r>
-        <w:rPr>
-          <w:noProof/>
-        </w:rPr>
-        <w:t>6</w:t>
-      </w:r>
-      <w:r>
-        <w:rPr>
-          <w:noProof/>
-        </w:rPr>
-        <w:fldChar w:fldCharType="end"/>
-      </w:r>
+      <w:fldSimple w:instr=" SEQ Pic \* ARABIC ">
+        <w:r>
+          <w:rPr>
+            <w:noProof/>
+          </w:rPr>
+          <w:t>6</w:t>
+        </w:r>
+      </w:fldSimple>
       <w:r>
         <w:t>. Hình code cell 2.</w:t>
       </w:r>
@@ -878,27 +800,14 @@
       <w:r>
         <w:t xml:space="preserve">Pic </w:t>
       </w:r>
-      <w:r>
-        <w:fldChar w:fldCharType="begin"/>
-      </w:r>
-      <w:r>
-        <w:instrText xml:space="preserve"> SEQ Pic \* ARABIC </w:instrText>
-      </w:r>
-      <w:r>
-        <w:fldChar w:fldCharType="separate"/>
-      </w:r>
-      <w:r>
-        <w:rPr>
-          <w:noProof/>
-        </w:rPr>
-        <w:t>7</w:t>
-      </w:r>
-      <w:r>
-        <w:rPr>
-          <w:noProof/>
-        </w:rPr>
-        <w:fldChar w:fldCharType="end"/>
-      </w:r>
+      <w:fldSimple w:instr=" SEQ Pic \* ARABIC ">
+        <w:r>
+          <w:rPr>
+            <w:noProof/>
+          </w:rPr>
+          <w:t>7</w:t>
+        </w:r>
+      </w:fldSimple>
       <w:r>
         <w:t>. Hàm build_vocab để lấy dữ liệu từ folder data.</w:t>
       </w:r>
@@ -970,27 +879,14 @@
       <w:r>
         <w:t xml:space="preserve">Pic </w:t>
       </w:r>
-      <w:r>
-        <w:fldChar w:fldCharType="begin"/>
-      </w:r>
-      <w:r>
-        <w:instrText xml:space="preserve"> SEQ Pic \* ARABIC </w:instrText>
-      </w:r>
-      <w:r>
-        <w:fldChar w:fldCharType="separate"/>
-      </w:r>
-      <w:r>
-        <w:rPr>
-          <w:noProof/>
-        </w:rPr>
-        <w:t>8</w:t>
-      </w:r>
-      <w:r>
-        <w:rPr>
-          <w:noProof/>
-        </w:rPr>
-        <w:fldChar w:fldCharType="end"/>
-      </w:r>
+      <w:fldSimple w:instr=" SEQ Pic \* ARABIC ">
+        <w:r>
+          <w:rPr>
+            <w:noProof/>
+          </w:rPr>
+          <w:t>8</w:t>
+        </w:r>
+      </w:fldSimple>
       <w:r>
         <w:t>. Lữu trữ id từ chữ nhận được trong câu</w:t>
       </w:r>
@@ -1049,27 +945,14 @@
       <w:r>
         <w:t xml:space="preserve">Pic </w:t>
       </w:r>
-      <w:r>
-        <w:fldChar w:fldCharType="begin"/>
-      </w:r>
-      <w:r>
-        <w:instrText xml:space="preserve"> SEQ Pic \* ARABIC </w:instrText>
-      </w:r>
-      <w:r>
-        <w:fldChar w:fldCharType="separate"/>
-      </w:r>
-      <w:r>
-        <w:rPr>
-          <w:noProof/>
-        </w:rPr>
-        <w:t>9</w:t>
-      </w:r>
-      <w:r>
-        <w:rPr>
-          <w:noProof/>
-        </w:rPr>
-        <w:fldChar w:fldCharType="end"/>
-      </w:r>
+      <w:fldSimple w:instr=" SEQ Pic \* ARABIC ">
+        <w:r>
+          <w:rPr>
+            <w:noProof/>
+          </w:rPr>
+          <w:t>9</w:t>
+        </w:r>
+      </w:fldSimple>
       <w:r>
         <w:t>. Giải từ token id sang chữ</w:t>
       </w:r>
@@ -1138,27 +1021,14 @@
       <w:r>
         <w:t xml:space="preserve">Pic </w:t>
       </w:r>
-      <w:r>
-        <w:fldChar w:fldCharType="begin"/>
-      </w:r>
-      <w:r>
-        <w:instrText xml:space="preserve"> SEQ Pic \* ARABIC </w:instrText>
-      </w:r>
-      <w:r>
-        <w:fldChar w:fldCharType="separate"/>
-      </w:r>
-      <w:r>
-        <w:rPr>
-          <w:noProof/>
-        </w:rPr>
-        <w:t>10</w:t>
-      </w:r>
-      <w:r>
-        <w:rPr>
-          <w:noProof/>
-        </w:rPr>
-        <w:fldChar w:fldCharType="end"/>
-      </w:r>
+      <w:fldSimple w:instr=" SEQ Pic \* ARABIC ">
+        <w:r>
+          <w:rPr>
+            <w:noProof/>
+          </w:rPr>
+          <w:t>10</w:t>
+        </w:r>
+      </w:fldSimple>
       <w:r>
         <w:t>. Kết quả ví dụ khi sử dụng hàm xây dựng vocab trên data dev.</w:t>
       </w:r>
@@ -1217,27 +1087,14 @@
       <w:r>
         <w:t xml:space="preserve">Pic </w:t>
       </w:r>
-      <w:r>
-        <w:fldChar w:fldCharType="begin"/>
-      </w:r>
-      <w:r>
-        <w:instrText xml:space="preserve"> SEQ Pic \* ARABIC </w:instrText>
-      </w:r>
-      <w:r>
-        <w:fldChar w:fldCharType="separate"/>
-      </w:r>
-      <w:r>
-        <w:rPr>
-          <w:noProof/>
-        </w:rPr>
-        <w:t>11</w:t>
-      </w:r>
-      <w:r>
-        <w:rPr>
-          <w:noProof/>
-        </w:rPr>
-        <w:fldChar w:fldCharType="end"/>
-      </w:r>
+      <w:fldSimple w:instr=" SEQ Pic \* ARABIC ">
+        <w:r>
+          <w:rPr>
+            <w:noProof/>
+          </w:rPr>
+          <w:t>11</w:t>
+        </w:r>
+      </w:fldSimple>
       <w:r>
         <w:t>. Kết quả để encoding từ câu nhập vào trở thành mã lưu trong encoding,</w:t>
       </w:r>
@@ -1551,27 +1408,14 @@
       <w:r>
         <w:t xml:space="preserve">Pic </w:t>
       </w:r>
-      <w:r>
-        <w:fldChar w:fldCharType="begin"/>
-      </w:r>
-      <w:r>
-        <w:instrText xml:space="preserve"> SEQ Pic \* ARABIC </w:instrText>
-      </w:r>
-      <w:r>
-        <w:fldChar w:fldCharType="separate"/>
-      </w:r>
-      <w:r>
-        <w:rPr>
-          <w:noProof/>
-        </w:rPr>
-        <w:t>12</w:t>
-      </w:r>
-      <w:r>
-        <w:rPr>
-          <w:noProof/>
-        </w:rPr>
-        <w:fldChar w:fldCharType="end"/>
-      </w:r>
+      <w:fldSimple w:instr=" SEQ Pic \* ARABIC ">
+        <w:r>
+          <w:rPr>
+            <w:noProof/>
+          </w:rPr>
+          <w:t>12</w:t>
+        </w:r>
+      </w:fldSimple>
       <w:r>
         <w:t>. Data dev.en.</w:t>
       </w:r>
@@ -1644,27 +1488,14 @@
       <w:r>
         <w:t xml:space="preserve">Pic </w:t>
       </w:r>
-      <w:r>
-        <w:fldChar w:fldCharType="begin"/>
-      </w:r>
-      <w:r>
-        <w:instrText xml:space="preserve"> SEQ Pic \* ARABIC </w:instrText>
-      </w:r>
-      <w:r>
-        <w:fldChar w:fldCharType="separate"/>
-      </w:r>
-      <w:r>
-        <w:rPr>
-          <w:noProof/>
-        </w:rPr>
-        <w:t>13</w:t>
-      </w:r>
-      <w:r>
-        <w:rPr>
-          <w:noProof/>
-        </w:rPr>
-        <w:fldChar w:fldCharType="end"/>
-      </w:r>
+      <w:fldSimple w:instr=" SEQ Pic \* ARABIC ">
+        <w:r>
+          <w:rPr>
+            <w:noProof/>
+          </w:rPr>
+          <w:t>13</w:t>
+        </w:r>
+      </w:fldSimple>
       <w:r>
         <w:t>. Data dev.vi.</w:t>
       </w:r>
@@ -1736,27 +1567,14 @@
       <w:r>
         <w:t xml:space="preserve">Pic </w:t>
       </w:r>
-      <w:r>
-        <w:fldChar w:fldCharType="begin"/>
-      </w:r>
-      <w:r>
-        <w:instrText xml:space="preserve"> SEQ Pic \* ARABIC </w:instrText>
-      </w:r>
-      <w:r>
-        <w:fldChar w:fldCharType="separate"/>
-      </w:r>
-      <w:r>
-        <w:rPr>
-          <w:noProof/>
-        </w:rPr>
-        <w:t>14</w:t>
-      </w:r>
-      <w:r>
-        <w:rPr>
-          <w:noProof/>
-        </w:rPr>
-        <w:fldChar w:fldCharType="end"/>
-      </w:r>
+      <w:fldSimple w:instr=" SEQ Pic \* ARABIC ">
+        <w:r>
+          <w:rPr>
+            <w:noProof/>
+          </w:rPr>
+          <w:t>14</w:t>
+        </w:r>
+      </w:fldSimple>
       <w:r>
         <w:t>. Data train.en.</w:t>
       </w:r>
@@ -1829,27 +1647,14 @@
       <w:r>
         <w:t xml:space="preserve">Pic </w:t>
       </w:r>
-      <w:r>
-        <w:fldChar w:fldCharType="begin"/>
-      </w:r>
-      <w:r>
-        <w:instrText xml:space="preserve"> SEQ Pic \* ARABIC </w:instrText>
-      </w:r>
-      <w:r>
-        <w:fldChar w:fldCharType="separate"/>
-      </w:r>
-      <w:r>
-        <w:rPr>
-          <w:noProof/>
-        </w:rPr>
-        <w:t>15</w:t>
-      </w:r>
-      <w:r>
-        <w:rPr>
-          <w:noProof/>
-        </w:rPr>
-        <w:fldChar w:fldCharType="end"/>
-      </w:r>
+      <w:fldSimple w:instr=" SEQ Pic \* ARABIC ">
+        <w:r>
+          <w:rPr>
+            <w:noProof/>
+          </w:rPr>
+          <w:t>15</w:t>
+        </w:r>
+      </w:fldSimple>
       <w:r>
         <w:t>. Data train.vi.</w:t>
       </w:r>
@@ -1907,6 +1712,9 @@
         <w:jc w:val="center"/>
       </w:pPr>
       <w:r>
+        <w:rPr>
+          <w:noProof/>
+        </w:rPr>
         <w:drawing>
           <wp:inline distT="0" distB="0" distL="0" distR="0" wp14:anchorId="73C69002" wp14:editId="5A28B7DC">
             <wp:extent cx="5972175" cy="2065020"/>
@@ -1952,24 +1760,14 @@
       <w:r>
         <w:t xml:space="preserve">Pic </w:t>
       </w:r>
-      <w:r>
-        <w:fldChar w:fldCharType="begin"/>
-      </w:r>
-      <w:r>
-        <w:instrText xml:space="preserve"> SEQ Pic \* ARABIC </w:instrText>
-      </w:r>
-      <w:r>
-        <w:fldChar w:fldCharType="separate"/>
-      </w:r>
-      <w:r>
-        <w:rPr>
-          <w:noProof/>
-        </w:rPr>
-        <w:t>16</w:t>
-      </w:r>
-      <w:r>
-        <w:fldChar w:fldCharType="end"/>
-      </w:r>
+      <w:fldSimple w:instr=" SEQ Pic \* ARABIC ">
+        <w:r>
+          <w:rPr>
+            <w:noProof/>
+          </w:rPr>
+          <w:t>16</w:t>
+        </w:r>
+      </w:fldSimple>
       <w:r>
         <w:t>. Cell code lấy các thư viện.</w:t>
       </w:r>
@@ -1999,6 +1797,9 @@
         <w:jc w:val="center"/>
       </w:pPr>
       <w:r>
+        <w:rPr>
+          <w:noProof/>
+        </w:rPr>
         <w:lastRenderedPageBreak/>
         <w:drawing>
           <wp:inline distT="0" distB="0" distL="0" distR="0" wp14:anchorId="15A2BDF4" wp14:editId="1F5DEA0C">
@@ -2045,24 +1846,14 @@
       <w:r>
         <w:t xml:space="preserve">Pic </w:t>
       </w:r>
-      <w:r>
-        <w:fldChar w:fldCharType="begin"/>
-      </w:r>
-      <w:r>
-        <w:instrText xml:space="preserve"> SEQ Pic \* ARABIC </w:instrText>
-      </w:r>
-      <w:r>
-        <w:fldChar w:fldCharType="separate"/>
-      </w:r>
-      <w:r>
-        <w:rPr>
-          <w:noProof/>
-        </w:rPr>
-        <w:t>17</w:t>
-      </w:r>
-      <w:r>
-        <w:fldChar w:fldCharType="end"/>
-      </w:r>
+      <w:fldSimple w:instr=" SEQ Pic \* ARABIC ">
+        <w:r>
+          <w:rPr>
+            <w:noProof/>
+          </w:rPr>
+          <w:t>17</w:t>
+        </w:r>
+      </w:fldSimple>
       <w:r>
         <w:t>. Cell code lấy các dữ liệu đồng thời.</w:t>
       </w:r>
@@ -2089,6 +1880,9 @@
         <w:jc w:val="center"/>
       </w:pPr>
       <w:r>
+        <w:rPr>
+          <w:noProof/>
+        </w:rPr>
         <w:drawing>
           <wp:inline distT="0" distB="0" distL="0" distR="0" wp14:anchorId="6CF73521" wp14:editId="62BE2A6C">
             <wp:extent cx="5270771" cy="4699242"/>
@@ -2134,24 +1928,14 @@
       <w:r>
         <w:t xml:space="preserve">Pic </w:t>
       </w:r>
-      <w:r>
-        <w:fldChar w:fldCharType="begin"/>
-      </w:r>
-      <w:r>
-        <w:instrText xml:space="preserve"> SEQ Pic \* ARABIC </w:instrText>
-      </w:r>
-      <w:r>
-        <w:fldChar w:fldCharType="separate"/>
-      </w:r>
-      <w:r>
-        <w:rPr>
-          <w:noProof/>
-        </w:rPr>
-        <w:t>18</w:t>
-      </w:r>
-      <w:r>
-        <w:fldChar w:fldCharType="end"/>
-      </w:r>
+      <w:fldSimple w:instr=" SEQ Pic \* ARABIC ">
+        <w:r>
+          <w:rPr>
+            <w:noProof/>
+          </w:rPr>
+          <w:t>18</w:t>
+        </w:r>
+      </w:fldSimple>
       <w:r>
         <w:t>. Sử dụng lại các hàm tiền xử lý từ lab 1.</w:t>
       </w:r>
@@ -2181,6 +1965,9 @@
         <w:jc w:val="center"/>
       </w:pPr>
       <w:r>
+        <w:rPr>
+          <w:noProof/>
+        </w:rPr>
         <w:lastRenderedPageBreak/>
         <w:drawing>
           <wp:inline distT="0" distB="0" distL="0" distR="0" wp14:anchorId="2228D0E1" wp14:editId="74ED1C80">
@@ -2234,24 +2021,14 @@
       <w:r>
         <w:t xml:space="preserve">Pic </w:t>
       </w:r>
-      <w:r>
-        <w:fldChar w:fldCharType="begin"/>
-      </w:r>
-      <w:r>
-        <w:instrText xml:space="preserve"> SEQ Pic \* ARABIC </w:instrText>
-      </w:r>
-      <w:r>
-        <w:fldChar w:fldCharType="separate"/>
-      </w:r>
-      <w:r>
-        <w:rPr>
-          <w:noProof/>
-        </w:rPr>
-        <w:t>19</w:t>
-      </w:r>
-      <w:r>
-        <w:fldChar w:fldCharType="end"/>
-      </w:r>
+      <w:fldSimple w:instr=" SEQ Pic \* ARABIC ">
+        <w:r>
+          <w:rPr>
+            <w:noProof/>
+          </w:rPr>
+          <w:t>19</w:t>
+        </w:r>
+      </w:fldSimple>
       <w:r>
         <w:t>. Cell hàm gán token đệm.</w:t>
       </w:r>
@@ -2278,6 +2055,9 @@
         <w:jc w:val="center"/>
       </w:pPr>
       <w:r>
+        <w:rPr>
+          <w:noProof/>
+        </w:rPr>
         <w:drawing>
           <wp:inline distT="0" distB="0" distL="0" distR="0" wp14:anchorId="70DCBFCB" wp14:editId="5FB6C475">
             <wp:extent cx="4997707" cy="1555830"/>
@@ -2323,24 +2103,14 @@
       <w:r>
         <w:t xml:space="preserve">Pic </w:t>
       </w:r>
-      <w:r>
-        <w:fldChar w:fldCharType="begin"/>
-      </w:r>
-      <w:r>
-        <w:instrText xml:space="preserve"> SEQ Pic \* ARABIC </w:instrText>
-      </w:r>
-      <w:r>
-        <w:fldChar w:fldCharType="separate"/>
-      </w:r>
-      <w:r>
-        <w:rPr>
-          <w:noProof/>
-        </w:rPr>
-        <w:t>20</w:t>
-      </w:r>
-      <w:r>
-        <w:fldChar w:fldCharType="end"/>
-      </w:r>
+      <w:fldSimple w:instr=" SEQ Pic \* ARABIC ">
+        <w:r>
+          <w:rPr>
+            <w:noProof/>
+          </w:rPr>
+          <w:t>20</w:t>
+        </w:r>
+      </w:fldSimple>
       <w:r>
         <w:t>. Cell tạo hàm Encoder.</w:t>
       </w:r>
@@ -2367,6 +2137,9 @@
         <w:jc w:val="center"/>
       </w:pPr>
       <w:r>
+        <w:rPr>
+          <w:noProof/>
+        </w:rPr>
         <w:drawing>
           <wp:inline distT="0" distB="0" distL="0" distR="0" wp14:anchorId="4DDDA716" wp14:editId="4B5FE8E2">
             <wp:extent cx="4877051" cy="1695537"/>
@@ -2412,24 +2185,14 @@
       <w:r>
         <w:t xml:space="preserve">Pic </w:t>
       </w:r>
-      <w:r>
-        <w:fldChar w:fldCharType="begin"/>
-      </w:r>
-      <w:r>
-        <w:instrText xml:space="preserve"> SEQ Pic \* ARABIC </w:instrText>
-      </w:r>
-      <w:r>
-        <w:fldChar w:fldCharType="separate"/>
-      </w:r>
-      <w:r>
-        <w:rPr>
-          <w:noProof/>
-        </w:rPr>
-        <w:t>21</w:t>
-      </w:r>
-      <w:r>
-        <w:fldChar w:fldCharType="end"/>
-      </w:r>
+      <w:fldSimple w:instr=" SEQ Pic \* ARABIC ">
+        <w:r>
+          <w:rPr>
+            <w:noProof/>
+          </w:rPr>
+          <w:t>21</w:t>
+        </w:r>
+      </w:fldSimple>
       <w:r>
         <w:t>. Cell tạo hàm Decoder.</w:t>
       </w:r>
@@ -2456,6 +2219,9 @@
         <w:jc w:val="center"/>
       </w:pPr>
       <w:r>
+        <w:rPr>
+          <w:noProof/>
+        </w:rPr>
         <w:lastRenderedPageBreak/>
         <w:drawing>
           <wp:inline distT="0" distB="0" distL="0" distR="0" wp14:anchorId="18FB8282" wp14:editId="03CA6B41">
@@ -2502,24 +2268,14 @@
       <w:r>
         <w:t xml:space="preserve">Pic </w:t>
       </w:r>
-      <w:r>
-        <w:fldChar w:fldCharType="begin"/>
-      </w:r>
-      <w:r>
-        <w:instrText xml:space="preserve"> SEQ Pic \* ARABIC </w:instrText>
-      </w:r>
-      <w:r>
-        <w:fldChar w:fldCharType="separate"/>
-      </w:r>
-      <w:r>
-        <w:rPr>
-          <w:noProof/>
-        </w:rPr>
-        <w:t>22</w:t>
-      </w:r>
-      <w:r>
-        <w:fldChar w:fldCharType="end"/>
-      </w:r>
+      <w:fldSimple w:instr=" SEQ Pic \* ARABIC ">
+        <w:r>
+          <w:rPr>
+            <w:noProof/>
+          </w:rPr>
+          <w:t>22</w:t>
+        </w:r>
+      </w:fldSimple>
       <w:r>
         <w:t>. Cell tạo hàm Seq2Seq.</w:t>
       </w:r>
@@ -2546,6 +2302,9 @@
         <w:jc w:val="center"/>
       </w:pPr>
       <w:r>
+        <w:rPr>
+          <w:noProof/>
+        </w:rPr>
         <w:drawing>
           <wp:inline distT="0" distB="0" distL="0" distR="0" wp14:anchorId="7727EE5A" wp14:editId="51EFFBE3">
             <wp:extent cx="3441877" cy="1886047"/>
@@ -2591,24 +2350,14 @@
       <w:r>
         <w:t xml:space="preserve">Pic </w:t>
       </w:r>
-      <w:r>
-        <w:fldChar w:fldCharType="begin"/>
-      </w:r>
-      <w:r>
-        <w:instrText xml:space="preserve"> SEQ Pic \* ARABIC </w:instrText>
-      </w:r>
-      <w:r>
-        <w:fldChar w:fldCharType="separate"/>
-      </w:r>
-      <w:r>
-        <w:rPr>
-          <w:noProof/>
-        </w:rPr>
-        <w:t>23</w:t>
-      </w:r>
-      <w:r>
-        <w:fldChar w:fldCharType="end"/>
-      </w:r>
+      <w:fldSimple w:instr=" SEQ Pic \* ARABIC ">
+        <w:r>
+          <w:rPr>
+            <w:noProof/>
+          </w:rPr>
+          <w:t>23</w:t>
+        </w:r>
+      </w:fldSimple>
       <w:r>
         <w:t>. Cell huấn luyện mô hình.</w:t>
       </w:r>
@@ -2634,6 +2383,9 @@
         <w:jc w:val="center"/>
       </w:pPr>
       <w:r>
+        <w:rPr>
+          <w:noProof/>
+        </w:rPr>
         <w:drawing>
           <wp:inline distT="0" distB="0" distL="0" distR="0" wp14:anchorId="2B075DE4" wp14:editId="54A9B53D">
             <wp:extent cx="3130711" cy="1035103"/>
@@ -2679,24 +2431,14 @@
       <w:r>
         <w:t xml:space="preserve">Pic </w:t>
       </w:r>
-      <w:r>
-        <w:fldChar w:fldCharType="begin"/>
-      </w:r>
-      <w:r>
-        <w:instrText xml:space="preserve"> SEQ Pic \* ARABIC </w:instrText>
-      </w:r>
-      <w:r>
-        <w:fldChar w:fldCharType="separate"/>
-      </w:r>
-      <w:r>
-        <w:rPr>
-          <w:noProof/>
-        </w:rPr>
-        <w:t>24</w:t>
-      </w:r>
-      <w:r>
-        <w:fldChar w:fldCharType="end"/>
-      </w:r>
+      <w:fldSimple w:instr=" SEQ Pic \* ARABIC ">
+        <w:r>
+          <w:rPr>
+            <w:noProof/>
+          </w:rPr>
+          <w:t>24</w:t>
+        </w:r>
+      </w:fldSimple>
       <w:r>
         <w:t>. Cell chỉ ra các việc cần làm để thực hiện đánh giá.</w:t>
       </w:r>
@@ -2734,6 +2476,9 @@
         <w:jc w:val="center"/>
       </w:pPr>
       <w:r>
+        <w:rPr>
+          <w:noProof/>
+        </w:rPr>
         <w:lastRenderedPageBreak/>
         <w:drawing>
           <wp:inline distT="0" distB="0" distL="0" distR="0" wp14:anchorId="50D25DD8" wp14:editId="3166FCF7">
@@ -2780,34 +2525,27 @@
       <w:r>
         <w:t xml:space="preserve">Pic </w:t>
       </w:r>
-      <w:r>
-        <w:fldChar w:fldCharType="begin"/>
-      </w:r>
-      <w:r>
-        <w:instrText xml:space="preserve"> SEQ Pic \* ARABIC </w:instrText>
-      </w:r>
-      <w:r>
-        <w:fldChar w:fldCharType="separate"/>
-      </w:r>
+      <w:fldSimple w:instr=" SEQ Pic \* ARABIC ">
+        <w:r>
+          <w:rPr>
+            <w:noProof/>
+          </w:rPr>
+          <w:t>25</w:t>
+        </w:r>
+      </w:fldSimple>
+      <w:r>
+        <w:t>. Các token đặc biệt lấy từ lab 1.</w:t>
+      </w:r>
+    </w:p>
+    <w:p>
+      <w:pPr>
+        <w:keepNext/>
+        <w:jc w:val="center"/>
+      </w:pPr>
       <w:r>
         <w:rPr>
           <w:noProof/>
         </w:rPr>
-        <w:t>25</w:t>
-      </w:r>
-      <w:r>
-        <w:fldChar w:fldCharType="end"/>
-      </w:r>
-      <w:r>
-        <w:t>. Các token đặc biệt lấy từ lab 1.</w:t>
-      </w:r>
-    </w:p>
-    <w:p>
-      <w:pPr>
-        <w:keepNext/>
-        <w:jc w:val="center"/>
-      </w:pPr>
-      <w:r>
         <w:drawing>
           <wp:inline distT="0" distB="0" distL="0" distR="0" wp14:anchorId="033170E0" wp14:editId="3D012D7B">
             <wp:extent cx="3657788" cy="2133710"/>
@@ -2853,24 +2591,14 @@
       <w:r>
         <w:t xml:space="preserve">Pic </w:t>
       </w:r>
-      <w:r>
-        <w:fldChar w:fldCharType="begin"/>
-      </w:r>
-      <w:r>
-        <w:instrText xml:space="preserve"> SEQ Pic \* ARABIC </w:instrText>
-      </w:r>
-      <w:r>
-        <w:fldChar w:fldCharType="separate"/>
-      </w:r>
-      <w:r>
-        <w:rPr>
-          <w:noProof/>
-        </w:rPr>
-        <w:t>26</w:t>
-      </w:r>
-      <w:r>
-        <w:fldChar w:fldCharType="end"/>
-      </w:r>
+      <w:fldSimple w:instr=" SEQ Pic \* ARABIC ">
+        <w:r>
+          <w:rPr>
+            <w:noProof/>
+          </w:rPr>
+          <w:t>26</w:t>
+        </w:r>
+      </w:fldSimple>
       <w:r>
         <w:t>. 2 bộ hàm cần thiết trong TODO.</w:t>
       </w:r>
@@ -2917,6 +2645,9 @@
         <w:jc w:val="center"/>
       </w:pPr>
       <w:r>
+        <w:rPr>
+          <w:noProof/>
+        </w:rPr>
         <w:lastRenderedPageBreak/>
         <w:drawing>
           <wp:inline distT="0" distB="0" distL="0" distR="0" wp14:anchorId="08CC2C32" wp14:editId="1BC8355C">
@@ -2963,42 +2694,35 @@
       <w:r>
         <w:t xml:space="preserve">Pic </w:t>
       </w:r>
-      <w:r>
-        <w:fldChar w:fldCharType="begin"/>
-      </w:r>
-      <w:r>
-        <w:instrText xml:space="preserve"> SEQ Pic \* ARABIC </w:instrText>
-      </w:r>
-      <w:r>
-        <w:fldChar w:fldCharType="separate"/>
-      </w:r>
+      <w:fldSimple w:instr=" SEQ Pic \* ARABIC ">
+        <w:r>
+          <w:rPr>
+            <w:noProof/>
+          </w:rPr>
+          <w:t>27</w:t>
+        </w:r>
+      </w:fldSimple>
+      <w:r>
+        <w:t>. Thử nghiệm bộ encoding và đệm dữ liệu.</w:t>
+      </w:r>
+    </w:p>
+    <w:p>
+      <w:r>
+        <w:sym w:font="Wingdings" w:char="F0E0"/>
+      </w:r>
+      <w:r>
+        <w:t xml:space="preserve"> Kết quả thực hiện code: </w:t>
+      </w:r>
+    </w:p>
+    <w:p>
+      <w:pPr>
+        <w:keepNext/>
+        <w:jc w:val="center"/>
+      </w:pPr>
       <w:r>
         <w:rPr>
           <w:noProof/>
         </w:rPr>
-        <w:t>27</w:t>
-      </w:r>
-      <w:r>
-        <w:fldChar w:fldCharType="end"/>
-      </w:r>
-      <w:r>
-        <w:t>. Thử nghiệm bộ encoding và đệm dữ liệu.</w:t>
-      </w:r>
-    </w:p>
-    <w:p>
-      <w:r>
-        <w:sym w:font="Wingdings" w:char="F0E0"/>
-      </w:r>
-      <w:r>
-        <w:t xml:space="preserve"> Kết quả thực hiện code: </w:t>
-      </w:r>
-    </w:p>
-    <w:p>
-      <w:pPr>
-        <w:keepNext/>
-        <w:jc w:val="center"/>
-      </w:pPr>
-      <w:r>
         <w:drawing>
           <wp:inline distT="0" distB="0" distL="0" distR="0" wp14:anchorId="50AC7A5A" wp14:editId="03DEB74D">
             <wp:extent cx="2629035" cy="1314518"/>
@@ -3044,24 +2768,14 @@
       <w:r>
         <w:t xml:space="preserve">Pic </w:t>
       </w:r>
-      <w:r>
-        <w:fldChar w:fldCharType="begin"/>
-      </w:r>
-      <w:r>
-        <w:instrText xml:space="preserve"> SEQ Pic \* ARABIC </w:instrText>
-      </w:r>
-      <w:r>
-        <w:fldChar w:fldCharType="separate"/>
-      </w:r>
-      <w:r>
-        <w:rPr>
-          <w:noProof/>
-        </w:rPr>
-        <w:t>28</w:t>
-      </w:r>
-      <w:r>
-        <w:fldChar w:fldCharType="end"/>
-      </w:r>
+      <w:fldSimple w:instr=" SEQ Pic \* ARABIC ">
+        <w:r>
+          <w:rPr>
+            <w:noProof/>
+          </w:rPr>
+          <w:t>28</w:t>
+        </w:r>
+      </w:fldSimple>
       <w:r>
         <w:t>. Kết quả đệm thêm token của dữ liệu câu ban đầu.</w:t>
       </w:r>
@@ -3094,6 +2808,9 @@
         <w:jc w:val="center"/>
       </w:pPr>
       <w:r>
+        <w:rPr>
+          <w:noProof/>
+        </w:rPr>
         <w:lastRenderedPageBreak/>
         <w:drawing>
           <wp:inline distT="0" distB="0" distL="0" distR="0" wp14:anchorId="4A3844D1" wp14:editId="6BB4EEF9">
@@ -3140,35 +2857,28 @@
       <w:r>
         <w:t xml:space="preserve">Pic </w:t>
       </w:r>
-      <w:r>
-        <w:fldChar w:fldCharType="begin"/>
-      </w:r>
-      <w:r>
-        <w:instrText xml:space="preserve"> SEQ Pic \* ARABIC </w:instrText>
-      </w:r>
-      <w:r>
-        <w:fldChar w:fldCharType="separate"/>
-      </w:r>
+      <w:fldSimple w:instr=" SEQ Pic \* ARABIC ">
+        <w:r>
+          <w:rPr>
+            <w:noProof/>
+          </w:rPr>
+          <w:t>29</w:t>
+        </w:r>
+      </w:fldSimple>
+      <w:r>
+        <w:t>. Mô hình Encoder và Decoder vận dụng trên kiến trúc GRU.</w:t>
+      </w:r>
+    </w:p>
+    <w:p/>
+    <w:p>
+      <w:pPr>
+        <w:keepNext/>
+        <w:jc w:val="center"/>
+      </w:pPr>
       <w:r>
         <w:rPr>
           <w:noProof/>
         </w:rPr>
-        <w:t>29</w:t>
-      </w:r>
-      <w:r>
-        <w:fldChar w:fldCharType="end"/>
-      </w:r>
-      <w:r>
-        <w:t>. Mô hình Encoder và Decoder vận dụng trên kiến trúc GRU.</w:t>
-      </w:r>
-    </w:p>
-    <w:p/>
-    <w:p>
-      <w:pPr>
-        <w:keepNext/>
-        <w:jc w:val="center"/>
-      </w:pPr>
-      <w:r>
         <w:drawing>
           <wp:inline distT="0" distB="0" distL="0" distR="0" wp14:anchorId="76AB768A" wp14:editId="2AEF715D">
             <wp:extent cx="5613689" cy="3587934"/>
@@ -3214,34 +2924,27 @@
       <w:r>
         <w:t xml:space="preserve">Pic </w:t>
       </w:r>
-      <w:r>
-        <w:fldChar w:fldCharType="begin"/>
-      </w:r>
-      <w:r>
-        <w:instrText xml:space="preserve"> SEQ Pic \* ARABIC </w:instrText>
-      </w:r>
-      <w:r>
-        <w:fldChar w:fldCharType="separate"/>
-      </w:r>
+      <w:fldSimple w:instr=" SEQ Pic \* ARABIC ">
+        <w:r>
+          <w:rPr>
+            <w:noProof/>
+          </w:rPr>
+          <w:t>30</w:t>
+        </w:r>
+      </w:fldSimple>
+      <w:r>
+        <w:t>. Mô hình Seq2Seq dựa trên kiến trúc GRU.</w:t>
+      </w:r>
+    </w:p>
+    <w:p>
+      <w:pPr>
+        <w:keepNext/>
+        <w:jc w:val="center"/>
+      </w:pPr>
       <w:r>
         <w:rPr>
           <w:noProof/>
         </w:rPr>
-        <w:t>30</w:t>
-      </w:r>
-      <w:r>
-        <w:fldChar w:fldCharType="end"/>
-      </w:r>
-      <w:r>
-        <w:t>. Mô hình Seq2Seq dựa trên kiến trúc GRU.</w:t>
-      </w:r>
-    </w:p>
-    <w:p>
-      <w:pPr>
-        <w:keepNext/>
-        <w:jc w:val="center"/>
-      </w:pPr>
-      <w:r>
         <w:lastRenderedPageBreak/>
         <w:drawing>
           <wp:inline distT="0" distB="0" distL="0" distR="0" wp14:anchorId="01670DF1" wp14:editId="7EE8A8CD">
@@ -3295,24 +2998,14 @@
       <w:r>
         <w:t xml:space="preserve">Pic </w:t>
       </w:r>
-      <w:r>
-        <w:fldChar w:fldCharType="begin"/>
-      </w:r>
-      <w:r>
-        <w:instrText xml:space="preserve"> SEQ Pic \* ARABIC </w:instrText>
-      </w:r>
-      <w:r>
-        <w:fldChar w:fldCharType="separate"/>
-      </w:r>
-      <w:r>
-        <w:rPr>
-          <w:noProof/>
-        </w:rPr>
-        <w:t>31</w:t>
-      </w:r>
-      <w:r>
-        <w:fldChar w:fldCharType="end"/>
-      </w:r>
+      <w:fldSimple w:instr=" SEQ Pic \* ARABIC ">
+        <w:r>
+          <w:rPr>
+            <w:noProof/>
+          </w:rPr>
+          <w:t>31</w:t>
+        </w:r>
+      </w:fldSimple>
       <w:r>
         <w:t>. Bộ geedy decode để dự đoán các từ có xác suất cao nhất để lấy.</w:t>
       </w:r>
@@ -3347,6 +3040,9 @@
         <w:jc w:val="center"/>
       </w:pPr>
       <w:r>
+        <w:rPr>
+          <w:noProof/>
+        </w:rPr>
         <w:drawing>
           <wp:inline distT="0" distB="0" distL="0" distR="0" wp14:anchorId="2C109C08" wp14:editId="143EA15F">
             <wp:extent cx="4502381" cy="1295467"/>
@@ -3392,34 +3088,27 @@
       <w:r>
         <w:t xml:space="preserve">Pic </w:t>
       </w:r>
-      <w:r>
-        <w:fldChar w:fldCharType="begin"/>
-      </w:r>
-      <w:r>
-        <w:instrText xml:space="preserve"> SEQ Pic \* ARABIC </w:instrText>
-      </w:r>
-      <w:r>
-        <w:fldChar w:fldCharType="separate"/>
-      </w:r>
+      <w:fldSimple w:instr=" SEQ Pic \* ARABIC ">
+        <w:r>
+          <w:rPr>
+            <w:noProof/>
+          </w:rPr>
+          <w:t>32</w:t>
+        </w:r>
+      </w:fldSimple>
+      <w:r>
+        <w:t>. Xác định hàm optimizer và loss bằng thư viện torch</w:t>
+      </w:r>
+    </w:p>
+    <w:p>
+      <w:pPr>
+        <w:keepNext/>
+        <w:jc w:val="center"/>
+      </w:pPr>
       <w:r>
         <w:rPr>
           <w:noProof/>
         </w:rPr>
-        <w:t>32</w:t>
-      </w:r>
-      <w:r>
-        <w:fldChar w:fldCharType="end"/>
-      </w:r>
-      <w:r>
-        <w:t>. Xác định hàm optimizer và loss bằng thư viện torch</w:t>
-      </w:r>
-    </w:p>
-    <w:p>
-      <w:pPr>
-        <w:keepNext/>
-        <w:jc w:val="center"/>
-      </w:pPr>
-      <w:r>
         <w:drawing>
           <wp:inline distT="0" distB="0" distL="0" distR="0" wp14:anchorId="5E5C1C6B" wp14:editId="49B95B38">
             <wp:extent cx="5972175" cy="3007995"/>
@@ -3465,24 +3154,14 @@
       <w:r>
         <w:t xml:space="preserve">Pic </w:t>
       </w:r>
-      <w:r>
-        <w:fldChar w:fldCharType="begin"/>
-      </w:r>
-      <w:r>
-        <w:instrText xml:space="preserve"> SEQ Pic \* ARABIC </w:instrText>
-      </w:r>
-      <w:r>
-        <w:fldChar w:fldCharType="separate"/>
-      </w:r>
-      <w:r>
-        <w:rPr>
-          <w:noProof/>
-        </w:rPr>
-        <w:t>33</w:t>
-      </w:r>
-      <w:r>
-        <w:fldChar w:fldCharType="end"/>
-      </w:r>
+      <w:fldSimple w:instr=" SEQ Pic \* ARABIC ">
+        <w:r>
+          <w:rPr>
+            <w:noProof/>
+          </w:rPr>
+          <w:t>33</w:t>
+        </w:r>
+      </w:fldSimple>
       <w:r>
         <w:t>. Tạo vòng lặp huấn luyện theo các epoch.</w:t>
       </w:r>
@@ -3509,6 +3188,9 @@
         <w:jc w:val="center"/>
       </w:pPr>
       <w:r>
+        <w:rPr>
+          <w:noProof/>
+        </w:rPr>
         <w:drawing>
           <wp:inline distT="0" distB="0" distL="0" distR="0" wp14:anchorId="5D7156FD" wp14:editId="602321BE">
             <wp:extent cx="4013406" cy="3181514"/>
@@ -3554,50 +3236,43 @@
       <w:r>
         <w:t xml:space="preserve">Pic </w:t>
       </w:r>
-      <w:r>
-        <w:fldChar w:fldCharType="begin"/>
-      </w:r>
-      <w:r>
-        <w:instrText xml:space="preserve"> SEQ Pic \* ARABIC </w:instrText>
-      </w:r>
-      <w:r>
-        <w:fldChar w:fldCharType="separate"/>
-      </w:r>
+      <w:fldSimple w:instr=" SEQ Pic \* ARABIC ">
+        <w:r>
+          <w:rPr>
+            <w:noProof/>
+          </w:rPr>
+          <w:t>34</w:t>
+        </w:r>
+      </w:fldSimple>
+      <w:r>
+        <w:t xml:space="preserve">. </w:t>
+      </w:r>
+      <w:r>
+        <w:t>Tạo cell thực hiện đánh giá theo dữ liệu dev.</w:t>
+      </w:r>
+    </w:p>
+    <w:p>
+      <w:pPr>
+        <w:pStyle w:val="Heading2"/>
+      </w:pPr>
+      <w:r>
+        <w:t>4. Kết quả thực hiện</w:t>
+      </w:r>
+    </w:p>
+    <w:p>
+      <w:r>
+        <w:t>Kết quả quá trình huấn luyện với bộ dữ liệu mẫu:</w:t>
+      </w:r>
+    </w:p>
+    <w:p>
+      <w:pPr>
+        <w:keepNext/>
+        <w:jc w:val="center"/>
+      </w:pPr>
       <w:r>
         <w:rPr>
           <w:noProof/>
         </w:rPr>
-        <w:t>34</w:t>
-      </w:r>
-      <w:r>
-        <w:fldChar w:fldCharType="end"/>
-      </w:r>
-      <w:r>
-        <w:t xml:space="preserve">. </w:t>
-      </w:r>
-      <w:r>
-        <w:t>Tạo cell thực hiện đánh giá theo dữ liệu dev.</w:t>
-      </w:r>
-    </w:p>
-    <w:p>
-      <w:pPr>
-        <w:pStyle w:val="Heading2"/>
-      </w:pPr>
-      <w:r>
-        <w:t>4. Kết quả thực hiện</w:t>
-      </w:r>
-    </w:p>
-    <w:p>
-      <w:r>
-        <w:t>Kết quả quá trình huấn luyện với bộ dữ liệu mẫu:</w:t>
-      </w:r>
-    </w:p>
-    <w:p>
-      <w:pPr>
-        <w:keepNext/>
-        <w:jc w:val="center"/>
-      </w:pPr>
-      <w:r>
         <w:drawing>
           <wp:inline distT="0" distB="0" distL="0" distR="0" wp14:anchorId="2605E3B9" wp14:editId="4AFE0900">
             <wp:extent cx="2660787" cy="1530429"/>
@@ -3643,47 +3318,40 @@
       <w:r>
         <w:t xml:space="preserve">Pic </w:t>
       </w:r>
-      <w:r>
-        <w:fldChar w:fldCharType="begin"/>
-      </w:r>
-      <w:r>
-        <w:instrText xml:space="preserve"> SEQ Pic \* ARABIC </w:instrText>
-      </w:r>
-      <w:r>
-        <w:fldChar w:fldCharType="separate"/>
-      </w:r>
+      <w:fldSimple w:instr=" SEQ Pic \* ARABIC ">
+        <w:r>
+          <w:rPr>
+            <w:noProof/>
+          </w:rPr>
+          <w:t>35</w:t>
+        </w:r>
+      </w:fldSimple>
+      <w:r>
+        <w:t>. Kết quả training mỗi epoch.</w:t>
+      </w:r>
+    </w:p>
+    <w:p>
+      <w:r>
+        <w:sym w:font="Wingdings" w:char="F0E0"/>
+      </w:r>
+      <w:r>
+        <w:t xml:space="preserve"> Đánh giá: Hàm loss của quá trình giảm rất nhanh chứng tỏ mô hình học hỏi rất nhanh do bộ dữ liệu ít, đồng thời với đó là mô hình có khả năng bị overfitting rất nhanh do những phần học hỏi rất ít và đã nắm được cách giải quyết đơn giản.</w:t>
+      </w:r>
+    </w:p>
+    <w:p>
+      <w:r>
+        <w:t>Kết quả so sánh trên bộ dữ liệu dev:</w:t>
+      </w:r>
+    </w:p>
+    <w:p>
+      <w:pPr>
+        <w:keepNext/>
+        <w:jc w:val="center"/>
+      </w:pPr>
       <w:r>
         <w:rPr>
           <w:noProof/>
         </w:rPr>
-        <w:t>35</w:t>
-      </w:r>
-      <w:r>
-        <w:fldChar w:fldCharType="end"/>
-      </w:r>
-      <w:r>
-        <w:t>. Kết quả training mỗi epoch.</w:t>
-      </w:r>
-    </w:p>
-    <w:p>
-      <w:r>
-        <w:sym w:font="Wingdings" w:char="F0E0"/>
-      </w:r>
-      <w:r>
-        <w:t xml:space="preserve"> Đánh giá: Hàm loss của quá trình giảm rất nhanh chứng tỏ mô hình học hỏi rất nhanh do bộ dữ liệu ít, đồng thời với đó là mô hình có khả năng bị overfitting rất nhanh do những phần học hỏi rất ít và đã nắm được cách giải quyết đơn giản.</w:t>
-      </w:r>
-    </w:p>
-    <w:p>
-      <w:r>
-        <w:t>Kết quả so sánh trên bộ dữ liệu dev:</w:t>
-      </w:r>
-    </w:p>
-    <w:p>
-      <w:pPr>
-        <w:keepNext/>
-        <w:jc w:val="center"/>
-      </w:pPr>
-      <w:r>
         <w:lastRenderedPageBreak/>
         <w:drawing>
           <wp:inline distT="0" distB="0" distL="0" distR="0" wp14:anchorId="7EF6C1A3" wp14:editId="7B8CEFD2">
@@ -3730,24 +3398,14 @@
       <w:r>
         <w:t xml:space="preserve">Pic </w:t>
       </w:r>
-      <w:r>
-        <w:fldChar w:fldCharType="begin"/>
-      </w:r>
-      <w:r>
-        <w:instrText xml:space="preserve"> SEQ Pic \* ARABIC </w:instrText>
-      </w:r>
-      <w:r>
-        <w:fldChar w:fldCharType="separate"/>
-      </w:r>
-      <w:r>
-        <w:rPr>
-          <w:noProof/>
-        </w:rPr>
-        <w:t>36</w:t>
-      </w:r>
-      <w:r>
-        <w:fldChar w:fldCharType="end"/>
-      </w:r>
+      <w:fldSimple w:instr=" SEQ Pic \* ARABIC ">
+        <w:r>
+          <w:rPr>
+            <w:noProof/>
+          </w:rPr>
+          <w:t>36</w:t>
+        </w:r>
+      </w:fldSimple>
       <w:r>
         <w:t>. Bộ dữ</w:t>
       </w:r>
@@ -3795,10 +3453,7 @@
         <w:sym w:font="Wingdings" w:char="F0E0"/>
       </w:r>
       <w:r>
-        <w:t xml:space="preserve"> Trả lời: </w:t>
-      </w:r>
-      <w:r>
-        <w:t>Mô hình Seq2Seq cơ bản (dựa trên kiến trúc mạng nơ-ron hồi quy như RNN, LSTM hoặc GRU) thường gặp hiện tượng suy giảm hiệu suất nghiêm trọng khi xử lý các chuỗi văn bản dài. Hạn chế này xuất phát từ hai nguyên nhân cốt lõi về mặt kiến trúc:</w:t>
+        <w:t xml:space="preserve"> Trả lời: Mô hình Seq2Seq cơ bản (dựa trên kiến trúc mạng nơ-ron hồi quy như RNN, LSTM hoặc GRU) thường gặp hiện tượng suy giảm hiệu suất nghiêm trọng khi xử lý các chuỗi văn bản dài. Hạn chế này xuất phát từ hai nguyên nhân cốt lõi về mặt kiến trúc:</w:t>
       </w:r>
     </w:p>
     <w:p>
